--- a/Documentation/examenvoorstel_antwoorden.docx
+++ b/Documentation/examenvoorstel_antwoorden.docx
@@ -42,7 +42,7 @@
     </w:p>
     <w:p>
       <w:pPr>
-        <w:pStyle w:val="Body"/>
+        <w:pStyle w:val="Body A"/>
       </w:pPr>
       <w:r>
         <w:rPr>
@@ -61,26 +61,22 @@
     </w:p>
     <w:p>
       <w:pPr>
-        <w:pStyle w:val="Body"/>
-      </w:pPr>
-      <w:r>
-        <w:rPr>
-          <w:rtl w:val="0"/>
-          <w:lang w:val="nl-NL"/>
-        </w:rPr>
-        <w:t xml:space="preserve">Naam student 2: </w:t>
-      </w:r>
-      <w:r>
-        <w:rPr>
-          <w:rtl w:val="0"/>
-          <w:lang w:val="nl-NL"/>
-        </w:rPr>
-        <w:t>Frenko</w:t>
-      </w:r>
-    </w:p>
-    <w:p>
-      <w:pPr>
-        <w:pStyle w:val="Body"/>
+        <w:pStyle w:val="Body A"/>
+        <w:rPr>
+          <w:lang w:val="nl-NL"/>
+        </w:rPr>
+      </w:pPr>
+      <w:r>
+        <w:rPr>
+          <w:rtl w:val="0"/>
+          <w:lang w:val="nl-NL"/>
+        </w:rPr>
+        <w:t>Naam student 2: Frenko</w:t>
+      </w:r>
+    </w:p>
+    <w:p>
+      <w:pPr>
+        <w:pStyle w:val="Body A"/>
       </w:pPr>
       <w:r>
         <w:rPr>
@@ -99,45 +95,51 @@
     </w:p>
     <w:p>
       <w:pPr>
-        <w:pStyle w:val="Body"/>
-      </w:pPr>
-      <w:r>
-        <w:rPr>
-          <w:rtl w:val="0"/>
-          <w:lang w:val="nl-NL"/>
-        </w:rPr>
-        <w:t xml:space="preserve">Projecttitel: </w:t>
-      </w:r>
-      <w:r>
-        <w:rPr>
-          <w:rtl w:val="0"/>
-          <w:lang w:val="nl-NL"/>
-        </w:rPr>
-        <w:t>"PlainPaint"</w:t>
-      </w:r>
-    </w:p>
-    <w:p>
-      <w:pPr>
-        <w:pStyle w:val="Body"/>
-      </w:pPr>
-      <w:r>
-        <w:rPr>
-          <w:rtl w:val="0"/>
-          <w:lang w:val="nl-NL"/>
-        </w:rPr>
-        <w:t xml:space="preserve">Korte beschrijving van de applicatie: </w:t>
-      </w:r>
-      <w:r>
-        <w:rPr>
-          <w:rtl w:val="0"/>
-          <w:lang w:val="nl-NL"/>
-        </w:rPr>
-        <w:t>"Een simpele teken applicatie met SDL2"</w:t>
-      </w:r>
-    </w:p>
-    <w:p>
-      <w:pPr>
-        <w:pStyle w:val="Body"/>
+        <w:pStyle w:val="Body A"/>
+        <w:rPr>
+          <w:lang w:val="nl-NL"/>
+        </w:rPr>
+      </w:pPr>
+      <w:r>
+        <w:rPr>
+          <w:rtl w:val="0"/>
+          <w:lang w:val="nl-NL"/>
+        </w:rPr>
+        <w:t>Projecttitel: "PlainPaint"</w:t>
+      </w:r>
+    </w:p>
+    <w:p>
+      <w:pPr>
+        <w:pStyle w:val="Body A"/>
+        <w:rPr>
+          <w:lang w:val="nl-NL"/>
+        </w:rPr>
+      </w:pPr>
+      <w:r>
+        <w:rPr>
+          <w:rtl w:val="0"/>
+          <w:lang w:val="nl-NL"/>
+        </w:rPr>
+        <w:t>Korte beschrijving van de applicatie: "Een simpele teken applicatie met SDL2</w:t>
+      </w:r>
+      <w:r>
+        <w:rPr>
+          <w:rtl w:val="0"/>
+          <w:lang w:val="nl-NL"/>
+        </w:rPr>
+        <w:t xml:space="preserve"> en C waarin je meer realistisch kan tekenen.</w:t>
+      </w:r>
+      <w:r>
+        <w:rPr>
+          <w:rtl w:val="0"/>
+          <w:lang w:val="nl-NL"/>
+        </w:rPr>
+        <w:t>"</w:t>
+      </w:r>
+    </w:p>
+    <w:p>
+      <w:pPr>
+        <w:pStyle w:val="Body A"/>
       </w:pPr>
       <w:r>
         <w:br w:type="textWrapping"/>
@@ -157,37 +159,36 @@
       <w:r>
         <w:rPr>
           <w:rtl w:val="0"/>
+          <w:lang w:val="de-DE"/>
         </w:rPr>
         <w:t xml:space="preserve">– </w:t>
       </w:r>
       <w:r>
         <w:rPr>
           <w:rtl w:val="0"/>
+          <w:lang w:val="de-DE"/>
         </w:rPr>
         <w:t>Plannen</w:t>
       </w:r>
     </w:p>
     <w:p>
       <w:pPr>
-        <w:pStyle w:val="Body"/>
-      </w:pPr>
-      <w:r>
-        <w:rPr>
-          <w:rtl w:val="0"/>
-          <w:lang w:val="nl-NL"/>
-        </w:rPr>
-        <w:t xml:space="preserve">User stories (minimaal </w:t>
-      </w:r>
-      <w:r>
-        <w:rPr>
-          <w:rtl w:val="0"/>
-          <w:lang w:val="nl-NL"/>
-        </w:rPr>
-        <w:t>5-7</w:t>
-      </w:r>
-      <w:r>
-        <w:rPr>
-          <w:rtl w:val="0"/>
+        <w:pStyle w:val="Body A"/>
+        <w:rPr>
+          <w:lang w:val="nl-NL"/>
+        </w:rPr>
+      </w:pPr>
+      <w:r>
+        <w:rPr>
+          <w:rtl w:val="0"/>
+          <w:lang w:val="nl-NL"/>
+        </w:rPr>
+        <w:t>User stories (minimaal 5-7</w:t>
+      </w:r>
+      <w:r>
+        <w:rPr>
+          <w:rtl w:val="0"/>
+          <w:lang w:val="en-US"/>
         </w:rPr>
         <w:t>):</w:t>
       </w:r>
@@ -196,54 +197,306 @@
           <w:rtl w:val="0"/>
           <w:lang w:val="nl-NL"/>
         </w:rPr>
-        <w:t xml:space="preserve"> 7</w:t>
-      </w:r>
-    </w:p>
-    <w:p>
-      <w:pPr>
-        <w:pStyle w:val="Body"/>
-      </w:pPr>
-      <w:r>
-        <w:rPr>
-          <w:rtl w:val="0"/>
-          <w:lang w:val="nl-NL"/>
-        </w:rPr>
-        <w:t>Prioritering (bijv. MoSCoW):</w:t>
-      </w:r>
-      <w:r>
-        <w:rPr>
-          <w:rtl w:val="0"/>
-          <w:lang w:val="nl-NL"/>
-        </w:rPr>
-        <w:t xml:space="preserve"> MoSCoW</w:t>
-      </w:r>
-    </w:p>
-    <w:p>
-      <w:pPr>
-        <w:pStyle w:val="Body"/>
-      </w:pPr>
-      <w:r>
-        <w:rPr>
-          <w:rtl w:val="0"/>
-          <w:lang w:val="nl-NL"/>
-        </w:rPr>
-        <w:t>Hoe wordt de planning bijgehouden (bijv. Trello)?</w:t>
-      </w:r>
-      <w:r>
-        <w:rPr>
-          <w:rtl w:val="0"/>
-          <w:lang w:val="nl-NL"/>
-        </w:rPr>
-        <w:t xml:space="preserve"> Trello</w:t>
-      </w:r>
-    </w:p>
-    <w:p>
-      <w:pPr>
-        <w:pStyle w:val="Body"/>
-      </w:pPr>
-      <w:r>
+        <w:t xml:space="preserve"> </w:t>
+      </w:r>
+      <w:r>
+        <w:rPr>
+          <w:rtl w:val="0"/>
+          <w:lang w:val="nl-NL"/>
+        </w:rPr>
+        <w:t>7 User Stories, (zie TrelloBoard, daar zit ook MoSCoW)</w:t>
+      </w:r>
+    </w:p>
+    <w:p>
+      <w:pPr>
+        <w:pStyle w:val="Body A"/>
+        <w:rPr>
+          <w:lang w:val="nl-NL"/>
+        </w:rPr>
+      </w:pPr>
+      <w:r>
+        <w:rPr>
+          <w:rtl w:val="0"/>
+          <w:lang w:val="nl-NL"/>
+        </w:rPr>
+        <w:t>1.  Als gebruiker. Wil ik mijn werken kunnen opslaan.</w:t>
+      </w:r>
+      <w:r>
+        <w:rPr>
+          <w:lang w:val="nl-NL"/>
+        </w:rPr>
         <w:br w:type="textWrapping"/>
       </w:r>
+      <w:r>
+        <w:rPr>
+          <w:rtl w:val="0"/>
+          <w:lang w:val="nl-NL"/>
+        </w:rPr>
+        <w:t>Zodat ik productief met dit software kan werken en mijn werken kan bewaren.</w:t>
+      </w:r>
+    </w:p>
+    <w:p>
+      <w:pPr>
+        <w:pStyle w:val="Body A"/>
+        <w:rPr>
+          <w:lang w:val="nl-NL"/>
+        </w:rPr>
+      </w:pPr>
+      <w:r>
+        <w:rPr>
+          <w:rtl w:val="0"/>
+          <w:lang w:val="nl-NL"/>
+        </w:rPr>
+        <w:t xml:space="preserve">2. Als gebruiker. Wil ik 2 windows hebben: </w:t>
+      </w:r>
+      <w:r>
+        <w:rPr>
+          <w:rtl w:val="0"/>
+          <w:lang w:val="nl-NL"/>
+        </w:rPr>
+        <w:t>éé</w:t>
+      </w:r>
+      <w:r>
+        <w:rPr>
+          <w:rtl w:val="0"/>
+          <w:lang w:val="nl-NL"/>
+        </w:rPr>
+        <w:t xml:space="preserve">n voor op te tekenen en </w:t>
+      </w:r>
+      <w:r>
+        <w:rPr>
+          <w:rtl w:val="0"/>
+          <w:lang w:val="nl-NL"/>
+        </w:rPr>
+        <w:t>éé</w:t>
+      </w:r>
+      <w:r>
+        <w:rPr>
+          <w:rtl w:val="0"/>
+          <w:lang w:val="nl-NL"/>
+        </w:rPr>
+        <w:t>n om mijn equipment te selecteren.</w:t>
+      </w:r>
+      <w:r>
+        <w:rPr>
+          <w:lang w:val="nl-NL"/>
+        </w:rPr>
+        <w:br w:type="textWrapping"/>
+      </w:r>
+      <w:r>
+        <w:rPr>
+          <w:rtl w:val="0"/>
+          <w:lang w:val="nl-NL"/>
+        </w:rPr>
+        <w:t xml:space="preserve">Zodat ik handig kan werken en op </w:t>
+      </w:r>
+      <w:r>
+        <w:rPr>
+          <w:rtl w:val="0"/>
+          <w:lang w:val="nl-NL"/>
+        </w:rPr>
+        <w:t>éé</w:t>
+      </w:r>
+      <w:r>
+        <w:rPr>
+          <w:rtl w:val="0"/>
+          <w:lang w:val="nl-NL"/>
+        </w:rPr>
+        <w:t>n window volledig kan tekenen.</w:t>
+      </w:r>
+    </w:p>
+    <w:p>
+      <w:pPr>
+        <w:pStyle w:val="Body A"/>
+        <w:rPr>
+          <w:lang w:val="nl-NL"/>
+        </w:rPr>
+      </w:pPr>
+      <w:r>
+        <w:rPr>
+          <w:rtl w:val="0"/>
+          <w:lang w:val="nl-NL"/>
+        </w:rPr>
+        <w:t>3. Als gebruiker. Wil ik dat deze software een smalle set van drawing equipment heeft</w:t>
+      </w:r>
+      <w:r>
+        <w:rPr>
+          <w:lang w:val="nl-NL"/>
+        </w:rPr>
+        <w:br w:type="textWrapping"/>
+      </w:r>
+      <w:r>
+        <w:rPr>
+          <w:rtl w:val="0"/>
+          <w:lang w:val="nl-NL"/>
+        </w:rPr>
+        <w:t>Zodat ik op verschillende manieren kan tekenen met een diverse aanbod aan equipment.</w:t>
+      </w:r>
+    </w:p>
+    <w:p>
+      <w:pPr>
+        <w:pStyle w:val="Body A"/>
+        <w:rPr>
+          <w:lang w:val="nl-NL"/>
+        </w:rPr>
+      </w:pPr>
+      <w:r>
+        <w:rPr>
+          <w:rtl w:val="0"/>
+          <w:lang w:val="nl-NL"/>
+        </w:rPr>
+        <w:t>4. Als gebruiker. Wil ik mijn acties snel of instant op mijn scherm terug zien .</w:t>
+      </w:r>
+      <w:r>
+        <w:rPr>
+          <w:lang w:val="nl-NL"/>
+        </w:rPr>
+        <w:br w:type="textWrapping"/>
+      </w:r>
+      <w:r>
+        <w:rPr>
+          <w:rtl w:val="0"/>
+          <w:lang w:val="nl-NL"/>
+        </w:rPr>
+        <w:t>Zodat ik bij kan houden wat er gebeurd.</w:t>
+      </w:r>
+    </w:p>
+    <w:p>
+      <w:pPr>
+        <w:pStyle w:val="Body A"/>
+        <w:rPr>
+          <w:lang w:val="nl-NL"/>
+        </w:rPr>
+      </w:pPr>
+      <w:r>
+        <w:rPr>
+          <w:rtl w:val="0"/>
+          <w:lang w:val="nl-NL"/>
+        </w:rPr>
+        <w:t>5. Als ontwikkelaar. WIl ik een log hebben van de belangerijke acties van de applicatie.</w:t>
+      </w:r>
+      <w:r>
+        <w:rPr>
+          <w:lang w:val="nl-NL"/>
+        </w:rPr>
+        <w:br w:type="textWrapping"/>
+      </w:r>
+      <w:r>
+        <w:rPr>
+          <w:rtl w:val="0"/>
+          <w:lang w:val="nl-NL"/>
+        </w:rPr>
+        <w:t>Zodat ik of andere ontwikkelaars kunnen zien wat er gebeurt en makkelijker kunnen debuggen.</w:t>
+      </w:r>
+    </w:p>
+    <w:p>
+      <w:pPr>
+        <w:pStyle w:val="Body A"/>
+        <w:rPr>
+          <w:lang w:val="nl-NL"/>
+        </w:rPr>
+      </w:pPr>
+      <w:r>
+        <w:rPr>
+          <w:rtl w:val="0"/>
+          <w:lang w:val="nl-NL"/>
+        </w:rPr>
+        <w:t>6. Als gebruiker. Wil ik special equipment hebben.</w:t>
+      </w:r>
+    </w:p>
+    <w:p>
+      <w:pPr>
+        <w:pStyle w:val="Body A"/>
+        <w:rPr>
+          <w:lang w:val="nl-NL"/>
+        </w:rPr>
+      </w:pPr>
+      <w:r>
+        <w:rPr>
+          <w:rtl w:val="0"/>
+          <w:lang w:val="nl-NL"/>
+        </w:rPr>
+        <w:t>Zodat ik nieuwe gekke dingen kan uitproberen.</w:t>
+      </w:r>
+    </w:p>
+    <w:p>
+      <w:pPr>
+        <w:pStyle w:val="Body A"/>
+        <w:rPr>
+          <w:lang w:val="nl-NL"/>
+        </w:rPr>
+      </w:pPr>
+      <w:r>
+        <w:rPr>
+          <w:rtl w:val="0"/>
+          <w:lang w:val="nl-NL"/>
+        </w:rPr>
+        <w:t>7. Als (geavanceerde) gebruiker. Wil ik dit teken applicatie kunnen uitbreiden met een script.</w:t>
+      </w:r>
+      <w:r>
+        <w:rPr>
+          <w:lang w:val="nl-NL"/>
+        </w:rPr>
+        <w:br w:type="textWrapping"/>
+      </w:r>
+      <w:r>
+        <w:rPr>
+          <w:rtl w:val="0"/>
+          <w:lang w:val="nl-NL"/>
+        </w:rPr>
+        <w:t>Zodat ik zelf nieuwe functionaliteiten kan toevoegen.</w:t>
+      </w:r>
+    </w:p>
+    <w:p>
+      <w:pPr>
+        <w:pStyle w:val="Body A"/>
+        <w:rPr>
+          <w:lang w:val="nl-NL"/>
+        </w:rPr>
+      </w:pPr>
+    </w:p>
+    <w:p>
+      <w:pPr>
+        <w:pStyle w:val="Body A"/>
+      </w:pPr>
+    </w:p>
+    <w:p>
+      <w:pPr>
+        <w:pStyle w:val="Body A"/>
+        <w:rPr>
+          <w:lang w:val="nl-NL"/>
+        </w:rPr>
+      </w:pPr>
+      <w:r>
+        <w:rPr>
+          <w:rtl w:val="0"/>
+          <w:lang w:val="nl-NL"/>
+        </w:rPr>
+        <w:t>Prioritering (bijv. MoSCoW): MoSCoW</w:t>
+      </w:r>
+    </w:p>
+    <w:p>
+      <w:pPr>
+        <w:pStyle w:val="Body A"/>
+        <w:rPr>
+          <w:lang w:val="nl-NL"/>
+        </w:rPr>
+      </w:pPr>
+      <w:r>
+        <w:rPr>
+          <w:rtl w:val="0"/>
+          <w:lang w:val="nl-NL"/>
+        </w:rPr>
+        <w:t>Hoe wordt de planning bijgehouden (bijv. Trello)? Trello</w:t>
+      </w:r>
+    </w:p>
+    <w:p>
+      <w:pPr>
+        <w:pStyle w:val="Body A"/>
+      </w:pPr>
+      <w:r>
+        <w:br w:type="textWrapping"/>
+      </w:r>
     </w:p>
     <w:p>
       <w:pPr>
@@ -259,6 +512,7 @@
       <w:r>
         <w:rPr>
           <w:rtl w:val="0"/>
+          <w:lang w:val="de-DE"/>
         </w:rPr>
         <w:t xml:space="preserve">– </w:t>
       </w:r>
@@ -272,64 +526,52 @@
     </w:p>
     <w:p>
       <w:pPr>
-        <w:pStyle w:val="Body"/>
-      </w:pPr>
-      <w:r>
-        <w:rPr>
-          <w:rtl w:val="0"/>
-          <w:lang w:val="nl-NL"/>
-        </w:rPr>
-        <w:t>Technisch diagram (bijv. ERD / klassediagram / flow):</w:t>
-      </w:r>
-      <w:r>
-        <w:rPr>
-          <w:rtl w:val="0"/>
-          <w:lang w:val="nl-NL"/>
-        </w:rPr>
-        <w:t xml:space="preserve">  klassediagram</w:t>
-      </w:r>
-    </w:p>
-    <w:p>
-      <w:pPr>
-        <w:pStyle w:val="Body"/>
-      </w:pPr>
-      <w:r>
-        <w:rPr>
-          <w:rtl w:val="0"/>
-          <w:lang w:val="nl-NL"/>
-        </w:rPr>
-        <w:t>Visueel ontwerp (bijv. wireframe / sitemap):</w:t>
-      </w:r>
-      <w:r>
-        <w:rPr>
-          <w:rtl w:val="0"/>
-          <w:lang w:val="nl-NL"/>
-        </w:rPr>
-        <w:t xml:space="preserve"> wireframe</w:t>
-      </w:r>
-    </w:p>
-    <w:p>
-      <w:pPr>
-        <w:pStyle w:val="Body"/>
-      </w:pPr>
-      <w:r>
-        <w:rPr>
-          <w:rtl w:val="0"/>
-          <w:lang w:val="nl-NL"/>
-        </w:rPr>
-        <w:t>Waarom heb je deze keuzes gemaakt?</w:t>
-      </w:r>
-      <w:r>
-        <w:rPr>
-          <w:rtl w:val="0"/>
-          <w:lang w:val="nl-NL"/>
-        </w:rPr>
-        <w:t xml:space="preserve"> omdat mijn applicatie geen meerdere pagina's bevat</w:t>
-      </w:r>
-    </w:p>
-    <w:p>
-      <w:pPr>
-        <w:pStyle w:val="Body"/>
+        <w:pStyle w:val="Body A"/>
+        <w:rPr>
+          <w:lang w:val="nl-NL"/>
+        </w:rPr>
+      </w:pPr>
+      <w:r>
+        <w:rPr>
+          <w:rtl w:val="0"/>
+          <w:lang w:val="nl-NL"/>
+        </w:rPr>
+        <w:t>Technisch diagram (bijv. ERD / klassediagram / flow):  klassediagram</w:t>
+      </w:r>
+    </w:p>
+    <w:p>
+      <w:pPr>
+        <w:pStyle w:val="Body A"/>
+        <w:rPr>
+          <w:lang w:val="nl-NL"/>
+        </w:rPr>
+      </w:pPr>
+      <w:r>
+        <w:rPr>
+          <w:rtl w:val="0"/>
+          <w:lang w:val="nl-NL"/>
+        </w:rPr>
+        <w:t>Visueel ontwerp (bijv. wireframe / sitemap): wireframe</w:t>
+      </w:r>
+    </w:p>
+    <w:p>
+      <w:pPr>
+        <w:pStyle w:val="Body A"/>
+        <w:rPr>
+          <w:lang w:val="nl-NL"/>
+        </w:rPr>
+      </w:pPr>
+      <w:r>
+        <w:rPr>
+          <w:rtl w:val="0"/>
+          <w:lang w:val="nl-NL"/>
+        </w:rPr>
+        <w:t>Waarom heb je deze keuzes gemaakt? omdat mijn applicatie geen meerdere pagina's bevat</w:t>
+      </w:r>
+    </w:p>
+    <w:p>
+      <w:pPr>
+        <w:pStyle w:val="Body A"/>
       </w:pPr>
       <w:r>
         <w:br w:type="textWrapping"/>
@@ -349,57 +591,54 @@
       <w:r>
         <w:rPr>
           <w:rtl w:val="0"/>
+          <w:lang w:val="de-DE"/>
         </w:rPr>
         <w:t xml:space="preserve">– </w:t>
       </w:r>
       <w:r>
         <w:rPr>
           <w:rtl w:val="0"/>
+          <w:lang w:val="de-DE"/>
         </w:rPr>
         <w:t>Realiseren</w:t>
       </w:r>
     </w:p>
     <w:p>
       <w:pPr>
-        <w:pStyle w:val="Body"/>
-      </w:pPr>
-      <w:r>
-        <w:rPr>
-          <w:rtl w:val="0"/>
-          <w:lang w:val="nl-NL"/>
-        </w:rPr>
-        <w:t>Welke functionaliteiten ga jij bouwen?</w:t>
-      </w:r>
-      <w:r>
-        <w:rPr>
-          <w:rtl w:val="0"/>
-          <w:lang w:val="nl-NL"/>
-        </w:rPr>
-        <w:t xml:space="preserve"> heel de applicatie</w:t>
-      </w:r>
-    </w:p>
-    <w:p>
-      <w:pPr>
-        <w:pStyle w:val="Body"/>
-      </w:pPr>
-      <w:r>
-        <w:rPr>
-          <w:rtl w:val="0"/>
-          <w:lang w:val="nl-NL"/>
-        </w:rPr>
-        <w:t>Hoe toon je aan dat jouw code van jou is (Git commits)?</w:t>
-      </w:r>
-      <w:r>
-        <w:rPr>
-          <w:rtl w:val="0"/>
-          <w:lang w:val="nl-NL"/>
-        </w:rPr>
-        <w:t xml:space="preserve"> git commits</w:t>
-      </w:r>
-    </w:p>
-    <w:p>
-      <w:pPr>
-        <w:pStyle w:val="Body"/>
+        <w:pStyle w:val="Body A"/>
+        <w:rPr>
+          <w:lang w:val="nl-NL"/>
+        </w:rPr>
+      </w:pPr>
+      <w:r>
+        <w:rPr>
+          <w:rtl w:val="0"/>
+          <w:lang w:val="nl-NL"/>
+        </w:rPr>
+        <w:t>Welke functionaliteiten ga jij bouwen? heel de applicatie</w:t>
+      </w:r>
+    </w:p>
+    <w:p>
+      <w:pPr>
+        <w:pStyle w:val="Body A"/>
+        <w:rPr>
+          <w:lang w:val="nl-NL"/>
+        </w:rPr>
+      </w:pPr>
+      <w:r>
+        <w:rPr>
+          <w:rtl w:val="0"/>
+          <w:lang w:val="nl-NL"/>
+        </w:rPr>
+        <w:t>Hoe toon je aan dat jouw code van jou is (Git commits)? git commits</w:t>
+      </w:r>
+    </w:p>
+    <w:p>
+      <w:pPr>
+        <w:pStyle w:val="Body A"/>
+        <w:rPr>
+          <w:lang w:val="nl-NL"/>
+        </w:rPr>
       </w:pPr>
       <w:r>
         <w:rPr>
@@ -413,12 +652,83 @@
           <w:rtl w:val="0"/>
           <w:lang w:val="nl-NL"/>
         </w:rPr>
-        <w:t xml:space="preserve"> voorzichtig nakijken en nadenken</w:t>
-      </w:r>
-    </w:p>
-    <w:p>
-      <w:pPr>
-        <w:pStyle w:val="Body"/>
+        <w:t xml:space="preserve"> De SEI CERT C standard (2016) (Zie "documentation" folder), Maar ik kan niet garanteren dat ik er volledig aan zal houden. (heel veel zal wel natuurlijk zijn omdat de compiler dat zelf ook zo "wil"). De hoofd focus van dit standaard is dat data en operaties veilig en goed behandeld worden in mijn programma.</w:t>
+      </w:r>
+    </w:p>
+    <w:p>
+      <w:pPr>
+        <w:pStyle w:val="Heading 2"/>
+      </w:pPr>
+      <w:r>
+        <w:rPr>
+          <w:rtl w:val="0"/>
+          <w:lang w:val="de-DE"/>
+        </w:rPr>
+        <w:t xml:space="preserve">Werkproces 4 </w:t>
+      </w:r>
+      <w:r>
+        <w:rPr>
+          <w:rtl w:val="0"/>
+          <w:lang w:val="de-DE"/>
+        </w:rPr>
+        <w:t xml:space="preserve">– </w:t>
+      </w:r>
+      <w:r>
+        <w:rPr>
+          <w:rtl w:val="0"/>
+          <w:lang w:val="de-DE"/>
+        </w:rPr>
+        <w:t>Testen</w:t>
+      </w:r>
+    </w:p>
+    <w:p>
+      <w:pPr>
+        <w:pStyle w:val="Body A"/>
+        <w:rPr>
+          <w:lang w:val="nl-NL"/>
+        </w:rPr>
+      </w:pPr>
+      <w:r>
+        <w:rPr>
+          <w:rtl w:val="0"/>
+          <w:lang w:val="nl-NL"/>
+        </w:rPr>
+        <w:t>Welke functionaliteiten ga je testen? de applicatie zelf</w:t>
+      </w:r>
+    </w:p>
+    <w:p>
+      <w:pPr>
+        <w:pStyle w:val="Body A"/>
+        <w:rPr>
+          <w:lang w:val="nl-NL"/>
+        </w:rPr>
+      </w:pPr>
+      <w:r>
+        <w:rPr>
+          <w:rtl w:val="0"/>
+          <w:lang w:val="nl-NL"/>
+        </w:rPr>
+        <w:t>Voorbeeld van een testcase (input, actie, verwacht resultaat): Actie, Scenario, Verwachte resultaat, Werkelijke resultaat Aanpassingen, Uitvoering</w:t>
+      </w:r>
+    </w:p>
+    <w:p>
+      <w:pPr>
+        <w:pStyle w:val="Body A"/>
+        <w:rPr>
+          <w:lang w:val="nl-NL"/>
+        </w:rPr>
+      </w:pPr>
+      <w:r>
+        <w:rPr>
+          <w:rtl w:val="0"/>
+          <w:lang w:val="nl-NL"/>
+        </w:rPr>
+        <w:t>Hoe leg je testresultaten vast? via testverslagen op de acceptatietest</w:t>
+      </w:r>
+    </w:p>
+    <w:p>
+      <w:pPr>
+        <w:pStyle w:val="Body A"/>
       </w:pPr>
       <w:r>
         <w:br w:type="textWrapping"/>
@@ -433,82 +743,71 @@
           <w:rtl w:val="0"/>
           <w:lang w:val="de-DE"/>
         </w:rPr>
-        <w:t xml:space="preserve">Werkproces 4 </w:t>
-      </w:r>
-      <w:r>
-        <w:rPr>
-          <w:rtl w:val="0"/>
+        <w:t xml:space="preserve">Werkproces 5 </w:t>
+      </w:r>
+      <w:r>
+        <w:rPr>
+          <w:rtl w:val="0"/>
+          <w:lang w:val="de-DE"/>
         </w:rPr>
         <w:t xml:space="preserve">– </w:t>
       </w:r>
       <w:r>
         <w:rPr>
           <w:rtl w:val="0"/>
-          <w:lang w:val="de-DE"/>
-        </w:rPr>
-        <w:t>Testen</w:t>
-      </w:r>
-    </w:p>
-    <w:p>
-      <w:pPr>
-        <w:pStyle w:val="Body"/>
-      </w:pPr>
-      <w:r>
-        <w:rPr>
-          <w:rtl w:val="0"/>
-          <w:lang w:val="nl-NL"/>
-        </w:rPr>
-        <w:t>Welke functionaliteiten ga je testen?</w:t>
-      </w:r>
-      <w:r>
-        <w:rPr>
-          <w:rtl w:val="0"/>
-          <w:lang w:val="nl-NL"/>
-        </w:rPr>
-        <w:t xml:space="preserve"> de applicatie zelf</w:t>
-      </w:r>
-    </w:p>
-    <w:p>
-      <w:pPr>
-        <w:pStyle w:val="Body"/>
-      </w:pPr>
-      <w:r>
-        <w:rPr>
-          <w:rtl w:val="0"/>
-          <w:lang w:val="nl-NL"/>
-        </w:rPr>
-        <w:t>Voorbeeld van een testcase (input, actie, verwacht resultaat):</w:t>
-      </w:r>
-      <w:r>
-        <w:rPr>
-          <w:rtl w:val="0"/>
-          <w:lang w:val="nl-NL"/>
-        </w:rPr>
-        <w:t xml:space="preserve"> Actie, Scenario, Verwachte resultaat, Werkelijke resultaat Aanpassingen, Uitvoering</w:t>
-      </w:r>
-    </w:p>
-    <w:p>
-      <w:pPr>
-        <w:pStyle w:val="Body"/>
-      </w:pPr>
-      <w:r>
-        <w:rPr>
-          <w:rtl w:val="0"/>
-          <w:lang w:val="nl-NL"/>
-        </w:rPr>
-        <w:t>Hoe leg je testresultaten vast?</w:t>
-      </w:r>
-      <w:r>
-        <w:rPr>
-          <w:rtl w:val="0"/>
-          <w:lang w:val="nl-NL"/>
-        </w:rPr>
-        <w:t xml:space="preserve"> via testverslagen op de acceptatietest</w:t>
-      </w:r>
-    </w:p>
-    <w:p>
-      <w:pPr>
-        <w:pStyle w:val="Body"/>
+          <w:lang w:val="nl-NL"/>
+        </w:rPr>
+        <w:t>Verbeteren</w:t>
+      </w:r>
+    </w:p>
+    <w:p>
+      <w:pPr>
+        <w:pStyle w:val="Body A"/>
+        <w:rPr>
+          <w:lang w:val="nl-NL"/>
+        </w:rPr>
+      </w:pPr>
+      <w:r>
+        <w:rPr>
+          <w:rtl w:val="0"/>
+          <w:lang w:val="nl-NL"/>
+        </w:rPr>
+        <w:t>Welke informatie ga je analyseren (testresultaten, feedback)? Voornamelijk Testresultaaten</w:t>
+      </w:r>
+    </w:p>
+    <w:p>
+      <w:pPr>
+        <w:pStyle w:val="Body A"/>
+        <w:rPr>
+          <w:lang w:val="nl-NL"/>
+        </w:rPr>
+      </w:pPr>
+      <w:r>
+        <w:rPr>
+          <w:rtl w:val="0"/>
+          <w:lang w:val="nl-NL"/>
+        </w:rPr>
+        <w:t>Minimaal 2 verbeterpunten: ?</w:t>
+      </w:r>
+    </w:p>
+    <w:p>
+      <w:pPr>
+        <w:pStyle w:val="Body A"/>
+        <w:rPr>
+          <w:lang w:val="nl-NL"/>
+        </w:rPr>
+      </w:pPr>
+      <w:r>
+        <w:rPr>
+          <w:rtl w:val="0"/>
+          <w:lang w:val="nl-NL"/>
+        </w:rPr>
+        <w:t>Waarom zijn deze verbeteringen nodig? ?</w:t>
+      </w:r>
+    </w:p>
+    <w:p>
+      <w:pPr>
+        <w:pStyle w:val="Body A"/>
       </w:pPr>
       <w:r>
         <w:br w:type="textWrapping"/>
@@ -516,96 +815,6 @@
     </w:p>
     <w:p>
       <w:pPr>
-        <w:pStyle w:val="Heading 2"/>
-      </w:pPr>
-      <w:r>
-        <w:rPr>
-          <w:rtl w:val="0"/>
-          <w:lang w:val="de-DE"/>
-        </w:rPr>
-        <w:t xml:space="preserve">Werkproces 5 </w:t>
-      </w:r>
-      <w:r>
-        <w:rPr>
-          <w:rtl w:val="0"/>
-        </w:rPr>
-        <w:t xml:space="preserve">– </w:t>
-      </w:r>
-      <w:r>
-        <w:rPr>
-          <w:rtl w:val="0"/>
-          <w:lang w:val="nl-NL"/>
-        </w:rPr>
-        <w:t>Verbeteren</w:t>
-      </w:r>
-    </w:p>
-    <w:p>
-      <w:pPr>
-        <w:pStyle w:val="Body"/>
-      </w:pPr>
-      <w:r>
-        <w:rPr>
-          <w:rtl w:val="0"/>
-          <w:lang w:val="nl-NL"/>
-        </w:rPr>
-        <w:t>Welke informatie ga je analyseren (testresultaten, feedback)?</w:t>
-      </w:r>
-      <w:r>
-        <w:rPr>
-          <w:rtl w:val="0"/>
-          <w:lang w:val="nl-NL"/>
-        </w:rPr>
-        <w:t xml:space="preserve"> Voornamelijk Testresultaaten</w:t>
-      </w:r>
-    </w:p>
-    <w:p>
-      <w:pPr>
-        <w:pStyle w:val="Body"/>
-      </w:pPr>
-      <w:r>
-        <w:rPr>
-          <w:rtl w:val="0"/>
-          <w:lang w:val="nl-NL"/>
-        </w:rPr>
-        <w:t>Minimaal 2 verbeterpunten:</w:t>
-      </w:r>
-      <w:r>
-        <w:rPr>
-          <w:rtl w:val="0"/>
-          <w:lang w:val="nl-NL"/>
-        </w:rPr>
-        <w:t xml:space="preserve"> ?</w:t>
-      </w:r>
-    </w:p>
-    <w:p>
-      <w:pPr>
-        <w:pStyle w:val="Body"/>
-      </w:pPr>
-      <w:r>
-        <w:rPr>
-          <w:rtl w:val="0"/>
-          <w:lang w:val="nl-NL"/>
-        </w:rPr>
-        <w:t>Waarom zijn deze verbeteringen nodig?</w:t>
-      </w:r>
-      <w:r>
-        <w:rPr>
-          <w:rtl w:val="0"/>
-          <w:lang w:val="nl-NL"/>
-        </w:rPr>
-        <w:t xml:space="preserve"> ?</w:t>
-      </w:r>
-    </w:p>
-    <w:p>
-      <w:pPr>
-        <w:pStyle w:val="Body"/>
-      </w:pPr>
-      <w:r>
-        <w:br w:type="textWrapping"/>
-      </w:r>
-    </w:p>
-    <w:p>
-      <w:pPr>
         <w:pStyle w:val="Heading"/>
       </w:pPr>
       <w:r>
@@ -618,7 +827,10 @@
     </w:p>
     <w:p>
       <w:pPr>
-        <w:pStyle w:val="Body"/>
+        <w:pStyle w:val="Body A"/>
+        <w:rPr>
+          <w:lang w:val="nl-NL"/>
+        </w:rPr>
       </w:pPr>
       <w:r>
         <w:rPr>
@@ -630,7 +842,10 @@
     </w:p>
     <w:p>
       <w:pPr>
-        <w:pStyle w:val="Body"/>
+        <w:pStyle w:val="Body A"/>
+        <w:rPr>
+          <w:lang w:val="nl-NL"/>
+        </w:rPr>
       </w:pPr>
       <w:r>
         <w:rPr>
@@ -642,7 +857,10 @@
     </w:p>
     <w:p>
       <w:pPr>
-        <w:pStyle w:val="Body"/>
+        <w:pStyle w:val="Body A"/>
+        <w:rPr>
+          <w:lang w:val="nl-NL"/>
+        </w:rPr>
       </w:pPr>
       <w:r>
         <w:rPr>
@@ -654,7 +872,7 @@
     </w:p>
     <w:p>
       <w:pPr>
-        <w:pStyle w:val="Body"/>
+        <w:pStyle w:val="Body A"/>
       </w:pPr>
       <w:r>
         <w:rPr>
@@ -857,7 +1075,7 @@
   </w:style>
   <w:style w:type="paragraph" w:styleId="Title">
     <w:name w:val="Title"/>
-    <w:next w:val="Body"/>
+    <w:next w:val="Body A"/>
     <w:pPr>
       <w:keepNext w:val="0"/>
       <w:keepLines w:val="0"/>
@@ -898,8 +1116,9 @@
       <w:shd w:val="nil" w:color="auto" w:fill="auto"/>
       <w:vertAlign w:val="baseline"/>
       <w:lang w:val="en-US"/>
-      <w14:textOutline>
+      <w14:textOutline w14:w="12700" w14:cap="flat">
         <w14:noFill/>
+        <w14:miter w14:lim="400000"/>
       </w14:textOutline>
       <w14:textFill>
         <w14:solidFill>
@@ -908,9 +1127,9 @@
       </w14:textFill>
     </w:rPr>
   </w:style>
-  <w:style w:type="paragraph" w:styleId="Body">
-    <w:name w:val="Body"/>
-    <w:next w:val="Body"/>
+  <w:style w:type="paragraph" w:styleId="Body A">
+    <w:name w:val="Body A"/>
+    <w:next w:val="Body A"/>
     <w:pPr>
       <w:keepNext w:val="0"/>
       <w:keepLines w:val="0"/>
@@ -945,8 +1164,9 @@
       <w:shd w:val="nil" w:color="auto" w:fill="auto"/>
       <w:vertAlign w:val="baseline"/>
       <w:lang w:val="en-US"/>
-      <w14:textOutline>
+      <w14:textOutline w14:w="12700" w14:cap="flat">
         <w14:noFill/>
+        <w14:miter w14:lim="400000"/>
       </w14:textOutline>
       <w14:textFill>
         <w14:solidFill>
@@ -957,7 +1177,7 @@
   </w:style>
   <w:style w:type="paragraph" w:styleId="Heading">
     <w:name w:val="Heading"/>
-    <w:next w:val="Body"/>
+    <w:next w:val="Body A"/>
     <w:pPr>
       <w:keepNext w:val="1"/>
       <w:keepLines w:val="1"/>
@@ -992,8 +1212,9 @@
       <w:shd w:val="nil" w:color="auto" w:fill="auto"/>
       <w:vertAlign w:val="baseline"/>
       <w:lang w:val="nl-NL"/>
-      <w14:textOutline>
+      <w14:textOutline w14:w="12700" w14:cap="flat">
         <w14:noFill/>
+        <w14:miter w14:lim="400000"/>
       </w14:textOutline>
       <w14:textFill>
         <w14:solidFill>
@@ -1004,7 +1225,7 @@
   </w:style>
   <w:style w:type="paragraph" w:styleId="Heading 2">
     <w:name w:val="Heading 2"/>
-    <w:next w:val="Body"/>
+    <w:next w:val="Body A"/>
     <w:pPr>
       <w:keepNext w:val="1"/>
       <w:keepLines w:val="1"/>
@@ -1039,8 +1260,9 @@
       <w:shd w:val="nil" w:color="auto" w:fill="auto"/>
       <w:vertAlign w:val="baseline"/>
       <w:lang w:val="de-DE"/>
-      <w14:textOutline>
+      <w14:textOutline w14:w="12700" w14:cap="flat">
         <w14:noFill/>
+        <w14:miter w14:lim="400000"/>
       </w14:textOutline>
       <w14:textFill>
         <w14:solidFill>
@@ -1197,9 +1419,9 @@
         </a:effectStyle>
         <a:effectStyle>
           <a:effectLst>
-            <a:outerShdw sx="100000" sy="100000" kx="0" ky="0" algn="b" rotWithShape="0" blurRad="38100" dist="20000" dir="5400000">
+            <a:outerShdw sx="100000" sy="100000" kx="0" ky="0" algn="b" rotWithShape="0" blurRad="38100" dist="23000" dir="5400000">
               <a:srgbClr val="000000">
-                <a:alpha val="38000"/>
+                <a:alpha val="35000"/>
               </a:srgbClr>
             </a:outerShdw>
           </a:effectLst>
@@ -1279,7 +1501,7 @@
         </a:effectLst>
         <a:sp3d/>
       </a:spPr>
-      <a:bodyPr rot="0" spcFirstLastPara="1" vertOverflow="overflow" horzOverflow="overflow" vert="horz" wrap="square" lIns="45719" tIns="45719" rIns="45719" bIns="45719" numCol="1" spcCol="38100" rtlCol="0" anchor="ctr" upright="0">
+      <a:bodyPr rot="0" spcFirstLastPara="1" vertOverflow="overflow" horzOverflow="overflow" vert="horz" wrap="square" lIns="45718" tIns="45718" rIns="45718" bIns="45718" numCol="1" spcCol="38100" rtlCol="0" anchor="ctr" upright="0">
         <a:spAutoFit/>
       </a:bodyPr>
       <a:lstStyle>
@@ -1307,10 +1529,10 @@
             </a:solidFill>
             <a:effectLst/>
             <a:uFillTx/>
-            <a:latin typeface="Cambria"/>
-            <a:ea typeface="Cambria"/>
-            <a:cs typeface="Cambria"/>
-            <a:sym typeface="Cambria"/>
+            <a:latin typeface="+mn-lt"/>
+            <a:ea typeface="+mn-ea"/>
+            <a:cs typeface="+mn-cs"/>
+            <a:sym typeface="Helvetica Neue"/>
           </a:defRPr>
         </a:defPPr>
         <a:lvl1pPr marL="0" marR="0" indent="0" algn="l" defTabSz="914400" rtl="0" fontAlgn="auto" latinLnBrk="1" hangingPunct="0">
@@ -1566,9 +1788,9 @@
           <a:round/>
         </a:ln>
         <a:effectLst>
-          <a:outerShdw sx="100000" sy="100000" kx="0" ky="0" algn="b" rotWithShape="0" blurRad="38100" dist="20000" dir="5400000">
+          <a:outerShdw sx="100000" sy="100000" kx="0" ky="0" algn="b" rotWithShape="0" blurRad="38100" dist="23000" dir="5400000">
             <a:srgbClr val="000000">
-              <a:alpha val="38000"/>
+              <a:alpha val="35000"/>
             </a:srgbClr>
           </a:outerShdw>
         </a:effectLst>
@@ -1856,7 +2078,7 @@
         <a:effectLst/>
         <a:sp3d/>
       </a:spPr>
-      <a:bodyPr rot="0" spcFirstLastPara="1" vertOverflow="overflow" horzOverflow="overflow" vert="horz" wrap="square" lIns="45719" tIns="45719" rIns="45719" bIns="45719" numCol="1" spcCol="38100" rtlCol="0" anchor="t" upright="0">
+      <a:bodyPr rot="0" spcFirstLastPara="1" vertOverflow="overflow" horzOverflow="overflow" vert="horz" wrap="square" lIns="45718" tIns="45718" rIns="45718" bIns="45718" numCol="1" spcCol="38100" rtlCol="0" anchor="t" upright="0">
         <a:spAutoFit/>
       </a:bodyPr>
       <a:lstStyle>
@@ -1884,10 +2106,10 @@
             </a:solidFill>
             <a:effectLst/>
             <a:uFillTx/>
-            <a:latin typeface="Cambria"/>
-            <a:ea typeface="Cambria"/>
-            <a:cs typeface="Cambria"/>
-            <a:sym typeface="Cambria"/>
+            <a:latin typeface="+mn-lt"/>
+            <a:ea typeface="+mn-ea"/>
+            <a:cs typeface="+mn-cs"/>
+            <a:sym typeface="Helvetica Neue"/>
           </a:defRPr>
         </a:defPPr>
         <a:lvl1pPr marL="0" marR="0" indent="0" algn="l" defTabSz="914400" rtl="0" fontAlgn="auto" latinLnBrk="1" hangingPunct="0">
